--- a/2. Requirement Analysis/Solution Requirements.docx
+++ b/2. Requirement Analysis/Solution Requirements.docx
@@ -116,7 +116,7 @@
               <w:rPr>
                 <w:rtl w:val="0"/>
               </w:rPr>
-              <w:t xml:space="preserve">31 January 2026</w:t>
+              <w:t xml:space="preserve">24 October 2026</w:t>
             </w:r>
           </w:p>
         </w:tc>
@@ -150,6 +150,7 @@
               <w:rPr>
                 <w:rtl w:val="0"/>
               </w:rPr>
+              <w:t xml:space="preserve">EN25CS3010138</w:t>
             </w:r>
           </w:p>
         </w:tc>
@@ -183,6 +184,7 @@
               <w:rPr>
                 <w:rtl w:val="0"/>
               </w:rPr>
+              <w:t xml:space="preserve">Electric Vehicle Market Performance &amp; Insights</w:t>
             </w:r>
           </w:p>
         </w:tc>
@@ -1258,12 +1260,12 @@
           <wp:extent cx="864691" cy="395288"/>
           <wp:effectExtent b="0" l="0" r="0" t="0"/>
           <wp:wrapNone/>
-          <wp:docPr id="1" name="image1.png"/>
+          <wp:docPr id="3" name="image2.png"/>
           <a:graphic>
             <a:graphicData uri="http://schemas.openxmlformats.org/drawingml/2006/picture">
               <pic:pic>
                 <pic:nvPicPr>
-                  <pic:cNvPr id="0" name="image1.png"/>
+                  <pic:cNvPr id="0" name="image2.png"/>
                   <pic:cNvPicPr preferRelativeResize="0"/>
                 </pic:nvPicPr>
                 <pic:blipFill>
@@ -1301,12 +1303,12 @@
           <wp:extent cx="1376363" cy="589870"/>
           <wp:effectExtent b="0" l="0" r="0" t="0"/>
           <wp:wrapNone/>
-          <wp:docPr id="2" name="image2.png"/>
+          <wp:docPr id="4" name="image1.png"/>
           <a:graphic>
             <a:graphicData uri="http://schemas.openxmlformats.org/drawingml/2006/picture">
               <pic:pic>
                 <pic:nvPicPr>
-                  <pic:cNvPr id="0" name="image2.png"/>
+                  <pic:cNvPr id="0" name="image1.png"/>
                   <pic:cNvPicPr preferRelativeResize="0"/>
                 </pic:nvPicPr>
                 <pic:blipFill>
@@ -1493,6 +1495,20 @@
       <w:szCs w:val="72"/>
     </w:rPr>
   </w:style>
+  <w:style w:type="table" w:styleId="TableNormal" w:default="1">
+    <w:name w:val="TableNormal"/>
+    <w:tblPr>
+      <w:tblCellMar>
+        <w:top w:w="100.0" w:type="dxa"/>
+        <w:left w:w="100.0" w:type="dxa"/>
+        <w:bottom w:w="100.0" w:type="dxa"/>
+        <w:right w:w="100.0" w:type="dxa"/>
+      </w:tblCellMar>
+    </w:tblPr>
+  </w:style>
+  <w:style w:type="paragraph" w:styleId="Normal" w:default="1">
+    <w:name w:val="normal"/>
+  </w:style>
   <w:style w:type="paragraph" w:styleId="Normal" w:default="1">
     <w:name w:val="normal"/>
   </w:style>
@@ -1578,6 +1594,54 @@
       <w:ind w:left="720"/>
       <w:contextualSpacing w:val="1"/>
     </w:pPr>
+  </w:style>
+  <w:style w:type="table" w:styleId="Table1">
+    <w:basedOn w:val="TableNormal"/>
+    <w:pPr>
+      <w:spacing w:after="0" w:line="240" w:lineRule="auto"/>
+    </w:pPr>
+    <w:tblPr>
+      <w:tblStyleRowBandSize w:val="1"/>
+      <w:tblStyleColBandSize w:val="1"/>
+      <w:tblCellMar>
+        <w:top w:w="0.0" w:type="dxa"/>
+        <w:left w:w="108.0" w:type="dxa"/>
+        <w:bottom w:w="0.0" w:type="dxa"/>
+        <w:right w:w="108.0" w:type="dxa"/>
+      </w:tblCellMar>
+    </w:tblPr>
+  </w:style>
+  <w:style w:type="table" w:styleId="Table2">
+    <w:basedOn w:val="TableNormal"/>
+    <w:pPr>
+      <w:spacing w:after="0" w:line="240" w:lineRule="auto"/>
+    </w:pPr>
+    <w:tblPr>
+      <w:tblStyleRowBandSize w:val="1"/>
+      <w:tblStyleColBandSize w:val="1"/>
+      <w:tblCellMar>
+        <w:top w:w="0.0" w:type="dxa"/>
+        <w:left w:w="108.0" w:type="dxa"/>
+        <w:bottom w:w="0.0" w:type="dxa"/>
+        <w:right w:w="108.0" w:type="dxa"/>
+      </w:tblCellMar>
+    </w:tblPr>
+  </w:style>
+  <w:style w:type="table" w:styleId="Table3">
+    <w:basedOn w:val="TableNormal"/>
+    <w:pPr>
+      <w:spacing w:after="0" w:line="240" w:lineRule="auto"/>
+    </w:pPr>
+    <w:tblPr>
+      <w:tblStyleRowBandSize w:val="1"/>
+      <w:tblStyleColBandSize w:val="1"/>
+      <w:tblCellMar>
+        <w:top w:w="0.0" w:type="dxa"/>
+        <w:left w:w="108.0" w:type="dxa"/>
+        <w:bottom w:w="0.0" w:type="dxa"/>
+        <w:right w:w="108.0" w:type="dxa"/>
+      </w:tblCellMar>
+    </w:tblPr>
   </w:style>
   <w:style w:type="table" w:styleId="Table1">
     <w:basedOn w:val="TableNormal"/>
@@ -1994,7 +2058,7 @@
 
 <file path=customXML/item1.xml><?xml version="1.0" encoding="utf-8"?>
 <go:gDocsCustomXmlDataStorage xmlns:go="http://customooxmlschemas.google.com/" xmlns:r="http://schemas.openxmlformats.org/officeDocument/2006/relationships" uri="GoogleDocsCustomDataVersion2">
-  <go:docsCustomData xmlns:go="http://customooxmlschemas.google.com/" roundtripDataSignature="AMtx7mjTiUUeL6gfR5/Qz0TjJIy8Jp2E9g==">CgMxLjA4AHIhMVlsN2l3RGk0cGpKNnI4VkhQaFBDTTI0OWcxT2pzMVRf</go:docsCustomData>
+  <go:docsCustomData xmlns:go="http://customooxmlschemas.google.com/" roundtripDataSignature="AMtx7mh+VrwOS1kqorcgNtSGileymGTshA==">CgMxLjA4AHIhMUthWDlrSlVNYUVOaUczUFdLM2Rac093S3RYdlJXc2Nj</go:docsCustomData>
 </go:gDocsCustomXmlDataStorage>
 </file>
 
